--- a/Images_BGA/Results Samples/Reports/PCBA2_03_inspection_report.docx
+++ b/Images_BGA/Results Samples/Reports/PCBA2_03_inspection_report.docx
@@ -77,7 +77,7 @@
           </w:tcPr>
           <w:p>
             <w:r>
-              <w:t>2026-07-09 19:58</w:t>
+              <w:t>2026-07-09 20:37</w:t>
             </w:r>
           </w:p>
         </w:tc>
@@ -1929,7 +1929,7 @@
           <w:i/>
           <w:sz w:val="16"/>
         </w:rPr>
-        <w:t>Generated automatically by BGA X-ray Void Inspection Tool on 2026-07-09 19:58. Verdicts follow IPC-A-610 (25% cumulative projected void area per ball) with IPC-7095 process guidance; they are based on a single top-down 2D X-ray projection and should be confirmed by an operator for boards flagged REVIEW or REJECT.</w:t>
+        <w:t>Generated automatically by BGA X-ray Void Inspection Tool on 2026-07-09 20:37. Verdicts follow IPC-A-610 (25% cumulative projected void area per ball) with IPC-7095 process guidance; they are based on a single top-down 2D X-ray projection and should be confirmed by an operator for boards flagged REVIEW or REJECT.</w:t>
       </w:r>
     </w:p>
     <w:sectPr>
